--- a/fuentes/CF1-Recepción de cacao en postcosecha.docx
+++ b/fuentes/CF1-Recepción de cacao en postcosecha.docx
@@ -1841,6 +1841,7 @@
         <w:tc>
           <w:tcPr>
             <w:tcW w:w="9962" w:type="dxa"/>
+            <w:tcMar/>
           </w:tcPr>
           <w:p>
             <w:pPr>
@@ -1867,19 +1868,18 @@
               <w:pStyle w:val="Normal0"/>
               <w:jc w:val="center"/>
               <w:rPr>
-                <w:b/>
-                <w:bCs/>
+                <w:b w:val="1"/>
+                <w:bCs w:val="1"/>
                 <w:sz w:val="20"/>
                 <w:szCs w:val="20"/>
               </w:rPr>
             </w:pPr>
             <w:r>
               <w:rPr>
-                <w:b/>
-                <w:sz w:val="20"/>
-                <w:szCs w:val="20"/>
-              </w:rPr>
-              <w:t>Video</w:t>
+                <w:sz w:val="20"/>
+                <w:szCs w:val="20"/>
+              </w:rPr>
+              <w:t>Nombre</w:t>
             </w:r>
             <w:r>
               <w:rPr>
@@ -1891,8 +1891,8 @@
             <w:commentRangeStart w:id="1"/>
             <w:r>
               <w:rPr>
-                <w:b/>
-                <w:bCs/>
+                <w:b w:val="1"/>
+                <w:bCs w:val="1"/>
                 <w:sz w:val="20"/>
                 <w:szCs w:val="20"/>
               </w:rPr>
@@ -1914,6 +1914,13 @@
                 <w:sz w:val="20"/>
                 <w:szCs w:val="20"/>
               </w:rPr>
+              <w:t xml:space="preserve">Descripción: </w:t>
+            </w:r>
+            <w:r>
+              <w:rPr>
+                <w:sz w:val="20"/>
+                <w:szCs w:val="20"/>
+              </w:rPr>
               <w:t>Se</w:t>
             </w:r>
             <w:r>
@@ -1933,7 +1940,7 @@
             <w:commentRangeEnd w:id="1"/>
             <w:r>
               <w:rPr>
-                <w:rStyle w:val="Refdecomentario"/>
+                <w:rStyle w:val="CommentReference"/>
               </w:rPr>
               <w:commentReference w:id="1"/>
             </w:r>
@@ -6526,6 +6533,7 @@
         <w:tc>
           <w:tcPr>
             <w:tcW w:w="9962" w:type="dxa"/>
+            <w:tcMar/>
           </w:tcPr>
           <w:p>
             <w:pPr>
@@ -6552,19 +6560,18 @@
               <w:pStyle w:val="Normal0"/>
               <w:jc w:val="center"/>
               <w:rPr>
-                <w:b/>
-                <w:bCs/>
+                <w:b w:val="1"/>
+                <w:bCs w:val="1"/>
                 <w:sz w:val="20"/>
                 <w:szCs w:val="20"/>
               </w:rPr>
             </w:pPr>
             <w:r>
               <w:rPr>
-                <w:b/>
-                <w:sz w:val="20"/>
-                <w:szCs w:val="20"/>
-              </w:rPr>
-              <w:t>Video</w:t>
+                <w:sz w:val="20"/>
+                <w:szCs w:val="20"/>
+              </w:rPr>
+              <w:t>Nombre</w:t>
             </w:r>
             <w:r>
               <w:rPr>
@@ -6575,8 +6582,8 @@
             </w:r>
             <w:r>
               <w:rPr>
-                <w:b/>
-                <w:bCs/>
+                <w:b w:val="1"/>
+                <w:bCs w:val="1"/>
                 <w:sz w:val="20"/>
                 <w:szCs w:val="20"/>
               </w:rPr>
@@ -6597,7 +6604,28 @@
                 <w:sz w:val="20"/>
                 <w:szCs w:val="20"/>
               </w:rPr>
-              <w:t xml:space="preserve">Se habla de las buenas prácticas agrícolas </w:t>
+              <w:t xml:space="preserve"> </w:t>
+            </w:r>
+            <w:r>
+              <w:rPr>
+                <w:sz w:val="20"/>
+                <w:szCs w:val="20"/>
+              </w:rPr>
+              <w:t xml:space="preserve">Descripción: </w:t>
+            </w:r>
+            <w:r>
+              <w:rPr>
+                <w:sz w:val="20"/>
+                <w:szCs w:val="20"/>
+              </w:rPr>
+              <w:t>Se invita a explorar el siguiente video para profundizar sobr</w:t>
+            </w:r>
+            <w:r>
+              <w:rPr>
+                <w:sz w:val="20"/>
+                <w:szCs w:val="20"/>
+              </w:rPr>
+              <w:t xml:space="preserve">e las buenas prácticas agrícolas </w:t>
             </w:r>
             <w:commentRangeStart w:id="12"/>
             <w:r>
@@ -6610,7 +6638,7 @@
             <w:commentRangeEnd w:id="12"/>
             <w:r>
               <w:rPr>
-                <w:rStyle w:val="Refdecomentario"/>
+                <w:rStyle w:val="CommentReference"/>
               </w:rPr>
               <w:commentReference w:id="12"/>
             </w:r>
@@ -6874,6 +6902,7 @@
         <w:tc>
           <w:tcPr>
             <w:tcW w:w="9962" w:type="dxa"/>
+            <w:tcMar/>
           </w:tcPr>
           <w:p>
             <w:pPr>
@@ -6900,19 +6929,18 @@
               <w:pStyle w:val="Normal0"/>
               <w:jc w:val="center"/>
               <w:rPr>
-                <w:b/>
-                <w:bCs/>
+                <w:b w:val="1"/>
+                <w:bCs w:val="1"/>
                 <w:sz w:val="20"/>
                 <w:szCs w:val="20"/>
               </w:rPr>
             </w:pPr>
             <w:r>
               <w:rPr>
-                <w:b/>
-                <w:sz w:val="20"/>
-                <w:szCs w:val="20"/>
-              </w:rPr>
-              <w:t>Video</w:t>
+                <w:sz w:val="20"/>
+                <w:szCs w:val="20"/>
+              </w:rPr>
+              <w:t>Nombre</w:t>
             </w:r>
             <w:r>
               <w:rPr>
@@ -6923,8 +6951,8 @@
             </w:r>
             <w:r>
               <w:rPr>
-                <w:b/>
-                <w:bCs/>
+                <w:b w:val="1"/>
+                <w:bCs w:val="1"/>
                 <w:sz w:val="20"/>
                 <w:szCs w:val="20"/>
               </w:rPr>
@@ -6933,8 +6961,8 @@
             <w:commentRangeStart w:id="13"/>
             <w:r>
               <w:rPr>
-                <w:b/>
-                <w:bCs/>
+                <w:b w:val="1"/>
+                <w:bCs w:val="1"/>
                 <w:sz w:val="20"/>
                 <w:szCs w:val="20"/>
               </w:rPr>
@@ -6943,7 +6971,7 @@
             <w:commentRangeEnd w:id="13"/>
             <w:r>
               <w:rPr>
-                <w:rStyle w:val="Refdecomentario"/>
+                <w:rStyle w:val="CommentReference"/>
               </w:rPr>
               <w:commentReference w:id="13"/>
             </w:r>
@@ -6962,6 +6990,13 @@
                 <w:sz w:val="20"/>
                 <w:szCs w:val="20"/>
               </w:rPr>
+              <w:t xml:space="preserve">Descripción: </w:t>
+            </w:r>
+            <w:r>
+              <w:rPr>
+                <w:sz w:val="20"/>
+                <w:szCs w:val="20"/>
+              </w:rPr>
               <w:t xml:space="preserve"> Se invita a explorar el siguiente video para profundizar </w:t>
             </w:r>
             <w:r>
@@ -6977,6 +7012,13 @@
                 <w:szCs w:val="20"/>
               </w:rPr>
               <w:t>las BPM</w:t>
+            </w:r>
+            <w:r>
+              <w:rPr>
+                <w:sz w:val="20"/>
+                <w:szCs w:val="20"/>
+              </w:rPr>
+              <w:t>.</w:t>
             </w:r>
           </w:p>
         </w:tc>
@@ -22604,8 +22646,8 @@
 </file>
 
 <file path=customXml/item3.xml><?xml version="1.0" encoding="utf-8"?>
-<ct:contentTypeSchema xmlns:ct="http://schemas.microsoft.com/office/2006/metadata/contentType" xmlns:ma="http://schemas.microsoft.com/office/2006/metadata/properties/metaAttributes" ct:_="" ma:_="" ma:contentTypeName="Documento" ma:contentTypeID="0x0101005D7421CBAB376F47AC1876466873BE0C" ma:contentTypeVersion="11" ma:contentTypeDescription="Crear nuevo documento." ma:contentTypeScope="" ma:versionID="2b4f891a1a5ad88e3e621500c8553ae4">
-  <xsd:schema xmlns:xsd="http://www.w3.org/2001/XMLSchema" xmlns:xs="http://www.w3.org/2001/XMLSchema" xmlns:p="http://schemas.microsoft.com/office/2006/metadata/properties" xmlns:ns2="55abea07-cd72-4a95-add0-1082a24cf9e9" xmlns:ns3="285d351f-f218-493a-825f-85a9dfbde315" targetNamespace="http://schemas.microsoft.com/office/2006/metadata/properties" ma:root="true" ma:fieldsID="4883b2e7c543eac85f1b7e21127c6f20" ns2:_="" ns3:_="">
+<ct:contentTypeSchema xmlns:ct="http://schemas.microsoft.com/office/2006/metadata/contentType" xmlns:ma="http://schemas.microsoft.com/office/2006/metadata/properties/metaAttributes" ct:_="" ma:_="" ma:contentTypeName="Documento" ma:contentTypeID="0x0101005D7421CBAB376F47AC1876466873BE0C" ma:contentTypeVersion="11" ma:contentTypeDescription="Crear nuevo documento." ma:contentTypeScope="" ma:versionID="c15d8ec802c26ac14d26a130a7e330ba">
+  <xsd:schema xmlns:xsd="http://www.w3.org/2001/XMLSchema" xmlns:xs="http://www.w3.org/2001/XMLSchema" xmlns:p="http://schemas.microsoft.com/office/2006/metadata/properties" xmlns:ns2="55abea07-cd72-4a95-add0-1082a24cf9e9" xmlns:ns3="285d351f-f218-493a-825f-85a9dfbde315" targetNamespace="http://schemas.microsoft.com/office/2006/metadata/properties" ma:root="true" ma:fieldsID="aaa88af0ed338276ebe02f0d1437fb40" ns2:_="" ns3:_="">
     <xsd:import namespace="55abea07-cd72-4a95-add0-1082a24cf9e9"/>
     <xsd:import namespace="285d351f-f218-493a-825f-85a9dfbde315"/>
     <xsd:element name="properties">
@@ -22824,7 +22866,7 @@
 </file>
 
 <file path=customXml/itemProps3.xml><?xml version="1.0" encoding="utf-8"?>
-<ds:datastoreItem xmlns:ds="http://schemas.openxmlformats.org/officeDocument/2006/customXml" ds:itemID="{7BB8285F-33D7-4815-AF36-B3A6279350D2}"/>
+<ds:datastoreItem xmlns:ds="http://schemas.openxmlformats.org/officeDocument/2006/customXml" ds:itemID="{0480A4F2-16E1-47F4-8F6B-CA2AD8A25724}"/>
 </file>
 
 <file path=customXml/itemProps4.xml><?xml version="1.0" encoding="utf-8"?>

--- a/fuentes/CF1-Recepción de cacao en postcosecha.docx
+++ b/fuentes/CF1-Recepción de cacao en postcosecha.docx
@@ -6956,7 +6956,25 @@
                 <w:sz w:val="20"/>
                 <w:szCs w:val="20"/>
               </w:rPr>
-              <w:t xml:space="preserve">BUENAS PRACTICAS DE MANUFACTURA EN LA INDUSTRIA </w:t>
+              <w:t>BUENAS PR</w:t>
+            </w:r>
+            <w:r>
+              <w:rPr>
+                <w:b w:val="1"/>
+                <w:bCs w:val="1"/>
+                <w:sz w:val="20"/>
+                <w:szCs w:val="20"/>
+              </w:rPr>
+              <w:t>Á</w:t>
+            </w:r>
+            <w:r>
+              <w:rPr>
+                <w:b w:val="1"/>
+                <w:bCs w:val="1"/>
+                <w:sz w:val="20"/>
+                <w:szCs w:val="20"/>
+              </w:rPr>
+              <w:t xml:space="preserve">CTICAS DE MANUFACTURA EN LA INDUSTRIA </w:t>
             </w:r>
             <w:commentRangeStart w:id="13"/>
             <w:r>
@@ -7330,11 +7348,17 @@
       <w:pPr>
         <w:pStyle w:val="Normal0"/>
         <w:rPr>
-          <w:bCs/>
-          <w:sz w:val="20"/>
-          <w:szCs w:val="20"/>
-        </w:rPr>
-      </w:pPr>
+          <w:sz w:val="20"/>
+          <w:szCs w:val="20"/>
+        </w:rPr>
+      </w:pPr>
+      <w:r>
+        <w:rPr>
+          <w:sz w:val="20"/>
+          <w:szCs w:val="20"/>
+        </w:rPr>
+        <w:t>Fuente: Sena, (2025)</w:t>
+      </w:r>
     </w:p>
     <w:p>
       <w:pPr>
@@ -8655,60 +8679,49 @@
       <w:pPr>
         <w:pStyle w:val="Normal0"/>
         <w:ind w:left="720"/>
-        <w:rPr>
-          <w:b/>
-          <w:i/>
-          <w:iCs/>
-          <w:sz w:val="20"/>
-          <w:szCs w:val="20"/>
-        </w:rPr>
-      </w:pPr>
-      <w:r>
-        <w:rPr>
-          <w:noProof/>
-        </w:rPr>
+      </w:pPr>
+    </w:p>
+    <w:p>
+      <w:pPr>
+        <w:pStyle w:val="Normal0"/>
+        <w:ind w:left="720"/>
+      </w:pPr>
+      <w:r>
         <w:drawing>
-          <wp:inline distT="0" distB="0" distL="0" distR="0" wp14:anchorId="28895C4E" wp14:editId="6ABAA9F8">
-            <wp:extent cx="3007995" cy="2113620"/>
-            <wp:effectExtent l="0" t="0" r="1905" b="1270"/>
-            <wp:docPr id="461813183" name="Imagen 7"/>
+          <wp:inline wp14:editId="5AB1E189" wp14:anchorId="56A647FB">
+            <wp:extent cx="4210638" cy="3581900"/>
+            <wp:effectExtent l="0" t="0" r="0" b="0"/>
+            <wp:docPr id="1800202453" name="drawing"/>
             <wp:cNvGraphicFramePr>
-              <a:graphicFrameLocks xmlns:a="http://schemas.openxmlformats.org/drawingml/2006/main" noChangeAspect="1"/>
+              <a:graphicFrameLocks noChangeAspect="1"/>
             </wp:cNvGraphicFramePr>
-            <a:graphic xmlns:a="http://schemas.openxmlformats.org/drawingml/2006/main">
-              <a:graphicData uri="http://schemas.openxmlformats.org/drawingml/2006/picture">
+            <a:graphic>
+              <a:graphicData xmlns:a="http://schemas.openxmlformats.org/drawingml/2006/main" uri="http://schemas.openxmlformats.org/drawingml/2006/picture">
                 <pic:pic xmlns:pic="http://schemas.openxmlformats.org/drawingml/2006/picture">
                   <pic:nvPicPr>
-                    <pic:cNvPr id="0" name="Picture 16"/>
-                    <pic:cNvPicPr>
-                      <a:picLocks noChangeAspect="1" noChangeArrowheads="1"/>
-                    </pic:cNvPicPr>
+                    <pic:cNvPr id="1800202453" name="Picture 1800202453"/>
+                    <pic:cNvPicPr/>
                   </pic:nvPicPr>
                   <pic:blipFill>
-                    <a:blip r:embed="rId52" cstate="print">
+                    <a:blip xmlns:r="http://schemas.openxmlformats.org/officeDocument/2006/relationships" r:embed="rId822837692">
                       <a:extLst>
                         <a:ext uri="{28A0092B-C50C-407E-A947-70E740481C1C}">
-                          <a14:useLocalDpi xmlns:a14="http://schemas.microsoft.com/office/drawing/2010/main" val="0"/>
+                          <a14:useLocalDpi xmlns:a14="http://schemas.microsoft.com/office/drawing/2010/main"/>
                         </a:ext>
                       </a:extLst>
                     </a:blip>
-                    <a:srcRect/>
                     <a:stretch>
                       <a:fillRect/>
                     </a:stretch>
                   </pic:blipFill>
-                  <pic:spPr bwMode="auto">
+                  <pic:spPr>
                     <a:xfrm>
                       <a:off x="0" y="0"/>
-                      <a:ext cx="3026547" cy="2126656"/>
+                      <a:ext cx="4210638" cy="3581900"/>
                     </a:xfrm>
                     <a:prstGeom prst="rect">
                       <a:avLst/>
                     </a:prstGeom>
-                    <a:noFill/>
-                    <a:ln>
-                      <a:noFill/>
-                    </a:ln>
                   </pic:spPr>
                 </pic:pic>
               </a:graphicData>
@@ -8716,49 +8729,6 @@
           </wp:inline>
         </w:drawing>
       </w:r>
-    </w:p>
-    <w:p>
-      <w:pPr>
-        <w:pStyle w:val="Normal0"/>
-        <w:ind w:left="720"/>
-        <w:rPr>
-          <w:bCs/>
-          <w:sz w:val="20"/>
-          <w:szCs w:val="20"/>
-        </w:rPr>
-      </w:pPr>
-      <w:r>
-        <w:rPr>
-          <w:bCs/>
-          <w:sz w:val="20"/>
-          <w:szCs w:val="20"/>
-        </w:rPr>
-        <w:t xml:space="preserve">Tomada de </w:t>
-      </w:r>
-      <w:hyperlink w:history="1" r:id="rId53">
-        <w:r>
-          <w:rPr>
-            <w:rStyle w:val="Hipervnculo"/>
-            <w:bCs/>
-            <w:sz w:val="20"/>
-            <w:szCs w:val="20"/>
-          </w:rPr>
-          <w:t>https://gruasymaniobras.com/wp-content/uploads/2022/06/epps-m.jpg</w:t>
-        </w:r>
-      </w:hyperlink>
-    </w:p>
-    <w:p>
-      <w:pPr>
-        <w:pStyle w:val="Normal0"/>
-        <w:ind w:left="720"/>
-        <w:rPr>
-          <w:b/>
-          <w:i/>
-          <w:iCs/>
-          <w:sz w:val="20"/>
-          <w:szCs w:val="20"/>
-        </w:rPr>
-      </w:pPr>
     </w:p>
     <w:p>
       <w:pPr>
@@ -22646,8 +22616,8 @@
 </file>
 
 <file path=customXml/item3.xml><?xml version="1.0" encoding="utf-8"?>
-<ct:contentTypeSchema xmlns:ct="http://schemas.microsoft.com/office/2006/metadata/contentType" xmlns:ma="http://schemas.microsoft.com/office/2006/metadata/properties/metaAttributes" ct:_="" ma:_="" ma:contentTypeName="Documento" ma:contentTypeID="0x0101005D7421CBAB376F47AC1876466873BE0C" ma:contentTypeVersion="11" ma:contentTypeDescription="Crear nuevo documento." ma:contentTypeScope="" ma:versionID="c15d8ec802c26ac14d26a130a7e330ba">
-  <xsd:schema xmlns:xsd="http://www.w3.org/2001/XMLSchema" xmlns:xs="http://www.w3.org/2001/XMLSchema" xmlns:p="http://schemas.microsoft.com/office/2006/metadata/properties" xmlns:ns2="55abea07-cd72-4a95-add0-1082a24cf9e9" xmlns:ns3="285d351f-f218-493a-825f-85a9dfbde315" targetNamespace="http://schemas.microsoft.com/office/2006/metadata/properties" ma:root="true" ma:fieldsID="aaa88af0ed338276ebe02f0d1437fb40" ns2:_="" ns3:_="">
+<ct:contentTypeSchema xmlns:ct="http://schemas.microsoft.com/office/2006/metadata/contentType" xmlns:ma="http://schemas.microsoft.com/office/2006/metadata/properties/metaAttributes" ct:_="" ma:_="" ma:contentTypeName="Documento" ma:contentTypeID="0x0101005D7421CBAB376F47AC1876466873BE0C" ma:contentTypeVersion="11" ma:contentTypeDescription="Crear nuevo documento." ma:contentTypeScope="" ma:versionID="c355e60b4cde5dbb71daba652f90dcaf">
+  <xsd:schema xmlns:xsd="http://www.w3.org/2001/XMLSchema" xmlns:xs="http://www.w3.org/2001/XMLSchema" xmlns:p="http://schemas.microsoft.com/office/2006/metadata/properties" xmlns:ns2="55abea07-cd72-4a95-add0-1082a24cf9e9" xmlns:ns3="285d351f-f218-493a-825f-85a9dfbde315" targetNamespace="http://schemas.microsoft.com/office/2006/metadata/properties" ma:root="true" ma:fieldsID="af45bf235921137d7bf462656222ea5a" ns2:_="" ns3:_="">
     <xsd:import namespace="55abea07-cd72-4a95-add0-1082a24cf9e9"/>
     <xsd:import namespace="285d351f-f218-493a-825f-85a9dfbde315"/>
     <xsd:element name="properties">
@@ -22866,7 +22836,7 @@
 </file>
 
 <file path=customXml/itemProps3.xml><?xml version="1.0" encoding="utf-8"?>
-<ds:datastoreItem xmlns:ds="http://schemas.openxmlformats.org/officeDocument/2006/customXml" ds:itemID="{0480A4F2-16E1-47F4-8F6B-CA2AD8A25724}"/>
+<ds:datastoreItem xmlns:ds="http://schemas.openxmlformats.org/officeDocument/2006/customXml" ds:itemID="{AF345C41-1A4E-4C90-BB64-12D924F1E309}"/>
 </file>
 
 <file path=customXml/itemProps4.xml><?xml version="1.0" encoding="utf-8"?>
